--- a/grc/docx/56.content.docx
+++ b/grc/docx/56.content.docx
@@ -7,7 +7,7 @@
       <w:pPr/>
       <w:r>
         <w:rPr>
-          <w:lang w:val="en_US" w:bidi="en_US"/>
+          <w:lang w:val="el_GR" w:bidi="el_GR"/>
         </w:rPr>
       </w:r>
     </w:p>
@@ -17,13 +17,13 @@
       </w:pPr>
       <w:r>
         <w:rPr>
-          <w:lang w:val="en_US" w:bidi="en_US"/>
+          <w:lang w:val="el_GR" w:bidi="el_GR"/>
         </w:rPr>
         <w:t>Resource: The SBL Greek New Testament</w:t>
       </w:r>
       <w:r>
         <w:rPr>
-          <w:lang w:val="en_US" w:bidi="en_US"/>
+          <w:lang w:val="el_GR" w:bidi="el_GR"/>
         </w:rPr>
       </w:r>
     </w:p>
@@ -31,26 +31,26 @@
       <w:pPr/>
       <w:r>
         <w:rPr>
-          <w:lang w:val="en_US" w:bidi="en_US"/>
+          <w:lang w:val="el_GR" w:bidi="el_GR"/>
         </w:rPr>
       </w:r>
       <w:r>
         <w:rPr>
           <w:b/>
-          <w:lang w:val="en_US" w:bidi="en_US"/>
+          <w:lang w:val="el_GR" w:bidi="el_GR"/>
         </w:rPr>
         <w:t>The SBL Greek New Testament</w:t>
       </w:r>
       <w:r>
         <w:rPr>
-          <w:lang w:val="en_US" w:bidi="en_US"/>
+          <w:lang w:val="el_GR" w:bidi="el_GR"/>
         </w:rPr>
         <w:t xml:space="preserve"> © 2010 </w:t>
       </w:r>
       <w:hyperlink r:id="rId13">
         <w:r>
           <w:rPr>
-            <w:lang w:val="en_US" w:bidi="en_US"/>
+            <w:lang w:val="el_GR" w:bidi="el_GR"/>
           </w:rPr>
           <w:rPr>
             <w:color w:val="0000EE"/>
@@ -61,14 +61,14 @@
       </w:hyperlink>
       <w:r>
         <w:rPr>
-          <w:lang w:val="en_US" w:bidi="en_US"/>
+          <w:lang w:val="el_GR" w:bidi="el_GR"/>
         </w:rPr>
         <w:t xml:space="preserve">, licensed under a </w:t>
       </w:r>
       <w:hyperlink r:id="rId14">
         <w:r>
           <w:rPr>
-            <w:lang w:val="en_US" w:bidi="en_US"/>
+            <w:lang w:val="el_GR" w:bidi="el_GR"/>
           </w:rPr>
           <w:rPr>
             <w:color w:val="0000EE"/>
@@ -79,18 +79,18 @@
       </w:hyperlink>
       <w:r>
         <w:rPr>
-          <w:lang w:val="en_US" w:bidi="en_US"/>
+          <w:lang w:val="el_GR" w:bidi="el_GR"/>
         </w:rPr>
         <w:t>.</w:t>
       </w:r>
       <w:r>
         <w:rPr>
-          <w:lang w:val="en_US" w:bidi="en_US"/>
-        </w:rPr>
-      </w:r>
-      <w:r>
-        <w:rPr>
-          <w:lang w:val="en_US" w:bidi="en_US"/>
+          <w:lang w:val="el_GR" w:bidi="el_GR"/>
+        </w:rPr>
+      </w:r>
+      <w:r>
+        <w:rPr>
+          <w:lang w:val="el_GR" w:bidi="el_GR"/>
         </w:rPr>
       </w:r>
     </w:p>
@@ -100,7 +100,7 @@
       </w:pPr>
       <w:r>
         <w:rPr>
-          <w:lang w:val="en_US" w:bidi="en_US"/>
+          <w:lang w:val="el_GR" w:bidi="el_GR"/>
         </w:rPr>
         <w:t>The SBL Greek New Testament</w:t>
       </w:r>
@@ -127,7 +127,7 @@
       <w:pPr/>
       <w:r>
         <w:rPr>
-          <w:lang w:val="en_US" w:bidi="en_US"/>
+          <w:lang w:val="el_GR" w:bidi="el_GR"/>
         </w:rPr>
       </w:r>
     </w:p>
@@ -137,7 +137,7 @@
       </w:pPr>
       <w:r>
         <w:rPr>
-          <w:lang w:val="en_US" w:bidi="en_US"/>
+          <w:lang w:val="el_GR" w:bidi="el_GR"/>
         </w:rPr>
       </w:r>
     </w:p>
@@ -145,23 +145,23 @@
       <w:pPr/>
       <w:r>
         <w:rPr>
-          <w:lang w:val="en_US" w:bidi="en_US"/>
-        </w:rPr>
-      </w:r>
-      <w:r>
-        <w:rPr>
-          <w:lang w:val="en_US" w:bidi="en_US"/>
+          <w:lang w:val="el_GR" w:bidi="el_GR"/>
+        </w:rPr>
+      </w:r>
+      <w:r>
+        <w:rPr>
+          <w:lang w:val="el_GR" w:bidi="el_GR"/>
         </w:rPr>
         <w:t xml:space="preserve"> </w:t>
       </w:r>
       <w:r>
         <w:rPr>
-          <w:lang w:val="en_US" w:bidi="en_US"/>
-        </w:rPr>
-      </w:r>
-      <w:r>
-        <w:rPr>
-          <w:lang w:val="en_US" w:bidi="en_US"/>
+          <w:lang w:val="el_GR" w:bidi="el_GR"/>
+        </w:rPr>
+      </w:r>
+      <w:r>
+        <w:rPr>
+          <w:lang w:val="el_GR" w:bidi="el_GR"/>
         </w:rPr>
       </w:r>
     </w:p>
@@ -186,13 +186,13 @@
       </w:pPr>
       <w:r>
         <w:rPr>
-          <w:lang w:val="en_US" w:bidi="en_US"/>
+          <w:lang w:val="el_GR" w:bidi="el_GR"/>
         </w:rPr>
         <w:t>Titus 1:1</w:t>
       </w:r>
       <w:r>
         <w:rPr>
-          <w:lang w:val="en_US" w:bidi="en_US"/>
+          <w:lang w:val="el_GR" w:bidi="el_GR"/>
         </w:rPr>
       </w:r>
     </w:p>
@@ -200,19 +200,19 @@
       <w:pPr/>
       <w:r>
         <w:rPr>
-          <w:lang w:val="en_US" w:bidi="en_US"/>
+          <w:lang w:val="el_GR" w:bidi="el_GR"/>
         </w:rPr>
       </w:r>
       <w:r>
         <w:rPr>
           <w:vertAlign w:val="superscript"/>
-          <w:lang w:val="en_US" w:bidi="en_US"/>
+          <w:lang w:val="el_GR" w:bidi="el_GR"/>
         </w:rPr>
         <w:t>1</w:t>
       </w:r>
       <w:r>
         <w:rPr>
-          <w:lang w:val="en_US" w:bidi="en_US"/>
+          <w:lang w:val="el_GR" w:bidi="el_GR"/>
         </w:rPr>
         <w:t xml:space="preserve"> Παῦλος δοῦλος θεοῦ, ἀπόστολος δὲ Ἰησοῦ Χριστοῦ κατὰ πίστιν ἐκλεκτῶν θεοῦ καὶ ἐπίγνωσιν ἀληθείας τῆς κατʼ εὐσέβειαν</w:t>
       </w:r>
@@ -221,19 +221,19 @@
       <w:pPr/>
       <w:r>
         <w:rPr>
-          <w:lang w:val="en_US" w:bidi="en_US"/>
+          <w:lang w:val="el_GR" w:bidi="el_GR"/>
         </w:rPr>
       </w:r>
       <w:r>
         <w:rPr>
           <w:vertAlign w:val="superscript"/>
-          <w:lang w:val="en_US" w:bidi="en_US"/>
+          <w:lang w:val="el_GR" w:bidi="el_GR"/>
         </w:rPr>
         <w:t>2</w:t>
       </w:r>
       <w:r>
         <w:rPr>
-          <w:lang w:val="en_US" w:bidi="en_US"/>
+          <w:lang w:val="el_GR" w:bidi="el_GR"/>
         </w:rPr>
         <w:t xml:space="preserve"> ἐπʼ ἐλπίδι ζωῆς αἰωνίου, ἣν ἐπηγγείλατο ὁ ἀψευδὴς θεὸς πρὸ χρόνων αἰωνίων</w:t>
       </w:r>
@@ -242,19 +242,19 @@
       <w:pPr/>
       <w:r>
         <w:rPr>
-          <w:lang w:val="en_US" w:bidi="en_US"/>
+          <w:lang w:val="el_GR" w:bidi="el_GR"/>
         </w:rPr>
       </w:r>
       <w:r>
         <w:rPr>
           <w:vertAlign w:val="superscript"/>
-          <w:lang w:val="en_US" w:bidi="en_US"/>
+          <w:lang w:val="el_GR" w:bidi="el_GR"/>
         </w:rPr>
         <w:t>3</w:t>
       </w:r>
       <w:r>
         <w:rPr>
-          <w:lang w:val="en_US" w:bidi="en_US"/>
+          <w:lang w:val="el_GR" w:bidi="el_GR"/>
         </w:rPr>
         <w:t xml:space="preserve"> ἐφανέρωσεν δὲ καιροῖς ἰδίοις, τὸν λόγον αὐτοῦ ἐν κηρύγματι ὃ ἐπιστεύθην ἐγὼ κατʼ ἐπιταγὴν τοῦ σωτῆρος ἡμῶν θεοῦ,</w:t>
       </w:r>
@@ -263,19 +263,19 @@
       <w:pPr/>
       <w:r>
         <w:rPr>
-          <w:lang w:val="en_US" w:bidi="en_US"/>
+          <w:lang w:val="el_GR" w:bidi="el_GR"/>
         </w:rPr>
       </w:r>
       <w:r>
         <w:rPr>
           <w:vertAlign w:val="superscript"/>
-          <w:lang w:val="en_US" w:bidi="en_US"/>
+          <w:lang w:val="el_GR" w:bidi="el_GR"/>
         </w:rPr>
         <w:t>4</w:t>
       </w:r>
       <w:r>
         <w:rPr>
-          <w:lang w:val="en_US" w:bidi="en_US"/>
+          <w:lang w:val="el_GR" w:bidi="el_GR"/>
         </w:rPr>
         <w:t xml:space="preserve"> Τίτῳ γνησίῳ τέκνῳ κατὰ κοινὴν πίστιν· χάρις καὶ εἰρήνη ἀπὸ θεοῦ πατρὸς καὶ Χριστοῦ Ἰησοῦ τοῦ σωτῆρος ἡμῶν.</w:t>
       </w:r>
@@ -284,19 +284,19 @@
       <w:pPr/>
       <w:r>
         <w:rPr>
-          <w:lang w:val="en_US" w:bidi="en_US"/>
+          <w:lang w:val="el_GR" w:bidi="el_GR"/>
         </w:rPr>
       </w:r>
       <w:r>
         <w:rPr>
           <w:vertAlign w:val="superscript"/>
-          <w:lang w:val="en_US" w:bidi="en_US"/>
+          <w:lang w:val="el_GR" w:bidi="el_GR"/>
         </w:rPr>
         <w:t>5</w:t>
       </w:r>
       <w:r>
         <w:rPr>
-          <w:lang w:val="en_US" w:bidi="en_US"/>
+          <w:lang w:val="el_GR" w:bidi="el_GR"/>
         </w:rPr>
         <w:t xml:space="preserve"> Τούτου χάριν ἀπέλιπόν σε ἐν Κρήτῃ ἵνα τὰ λείποντα ἐπιδιορθώσῃ, καὶ καταστήσῃς κατὰ πόλιν πρεσβυτέρους, ὡς ἐγώ σοι διεταξάμην,</w:t>
       </w:r>
@@ -305,19 +305,19 @@
       <w:pPr/>
       <w:r>
         <w:rPr>
-          <w:lang w:val="en_US" w:bidi="en_US"/>
+          <w:lang w:val="el_GR" w:bidi="el_GR"/>
         </w:rPr>
       </w:r>
       <w:r>
         <w:rPr>
           <w:vertAlign w:val="superscript"/>
-          <w:lang w:val="en_US" w:bidi="en_US"/>
+          <w:lang w:val="el_GR" w:bidi="el_GR"/>
         </w:rPr>
         <w:t>6</w:t>
       </w:r>
       <w:r>
         <w:rPr>
-          <w:lang w:val="en_US" w:bidi="en_US"/>
+          <w:lang w:val="el_GR" w:bidi="el_GR"/>
         </w:rPr>
         <w:t xml:space="preserve"> εἴ τίς ἐστιν ἀνέγκλητος, μιᾶς γυναικὸς ἀνήρ, τέκνα ἔχων πιστά, μὴ ἐν κατηγορίᾳ ἀσωτίας ἢ ἀνυπότακτα.</w:t>
       </w:r>
@@ -326,19 +326,19 @@
       <w:pPr/>
       <w:r>
         <w:rPr>
-          <w:lang w:val="en_US" w:bidi="en_US"/>
+          <w:lang w:val="el_GR" w:bidi="el_GR"/>
         </w:rPr>
       </w:r>
       <w:r>
         <w:rPr>
           <w:vertAlign w:val="superscript"/>
-          <w:lang w:val="en_US" w:bidi="en_US"/>
+          <w:lang w:val="el_GR" w:bidi="el_GR"/>
         </w:rPr>
         <w:t>7</w:t>
       </w:r>
       <w:r>
         <w:rPr>
-          <w:lang w:val="en_US" w:bidi="en_US"/>
+          <w:lang w:val="el_GR" w:bidi="el_GR"/>
         </w:rPr>
         <w:t xml:space="preserve"> δεῖ γὰρ τὸν ἐπίσκοπον ἀνέγκλητον εἶναι ὡς θεοῦ οἰκονόμον, μὴ αὐθάδη, μὴ ὀργίλον, μὴ πάροινον, μὴ πλήκτην, μὴ αἰσχροκερδῆ,</w:t>
       </w:r>
@@ -347,19 +347,19 @@
       <w:pPr/>
       <w:r>
         <w:rPr>
-          <w:lang w:val="en_US" w:bidi="en_US"/>
+          <w:lang w:val="el_GR" w:bidi="el_GR"/>
         </w:rPr>
       </w:r>
       <w:r>
         <w:rPr>
           <w:vertAlign w:val="superscript"/>
-          <w:lang w:val="en_US" w:bidi="en_US"/>
+          <w:lang w:val="el_GR" w:bidi="el_GR"/>
         </w:rPr>
         <w:t>8</w:t>
       </w:r>
       <w:r>
         <w:rPr>
-          <w:lang w:val="en_US" w:bidi="en_US"/>
+          <w:lang w:val="el_GR" w:bidi="el_GR"/>
         </w:rPr>
         <w:t xml:space="preserve"> ἀλλὰ φιλόξενον, φιλάγαθον, σώφρονα, δίκαιον, ὅσιον, ἐγκρατῆ,</w:t>
       </w:r>
@@ -368,19 +368,19 @@
       <w:pPr/>
       <w:r>
         <w:rPr>
-          <w:lang w:val="en_US" w:bidi="en_US"/>
+          <w:lang w:val="el_GR" w:bidi="el_GR"/>
         </w:rPr>
       </w:r>
       <w:r>
         <w:rPr>
           <w:vertAlign w:val="superscript"/>
-          <w:lang w:val="en_US" w:bidi="en_US"/>
+          <w:lang w:val="el_GR" w:bidi="el_GR"/>
         </w:rPr>
         <w:t>9</w:t>
       </w:r>
       <w:r>
         <w:rPr>
-          <w:lang w:val="en_US" w:bidi="en_US"/>
+          <w:lang w:val="el_GR" w:bidi="el_GR"/>
         </w:rPr>
         <w:t xml:space="preserve"> ἀντεχόμενον τοῦ κατὰ τὴν διδαχὴν πιστοῦ λόγου, ἵνα δυνατὸς ᾖ καὶ παρακαλεῖν ἐν τῇ διδασκαλίᾳ τῇ ὑγιαινούσῃ καὶ τοὺς ἀντιλέγοντας ἐλέγχειν.</w:t>
       </w:r>
@@ -389,19 +389,19 @@
       <w:pPr/>
       <w:r>
         <w:rPr>
-          <w:lang w:val="en_US" w:bidi="en_US"/>
+          <w:lang w:val="el_GR" w:bidi="el_GR"/>
         </w:rPr>
       </w:r>
       <w:r>
         <w:rPr>
           <w:vertAlign w:val="superscript"/>
-          <w:lang w:val="en_US" w:bidi="en_US"/>
+          <w:lang w:val="el_GR" w:bidi="el_GR"/>
         </w:rPr>
         <w:t>10</w:t>
       </w:r>
       <w:r>
         <w:rPr>
-          <w:lang w:val="en_US" w:bidi="en_US"/>
+          <w:lang w:val="el_GR" w:bidi="el_GR"/>
         </w:rPr>
         <w:t xml:space="preserve"> Εἰσὶν γὰρ πολλοὶ καὶ ἀνυπότακτοι, ματαιολόγοι καὶ φρεναπάται, μάλιστα οἱ ἐκ τῆς περιτομῆς,</w:t>
       </w:r>
@@ -410,19 +410,19 @@
       <w:pPr/>
       <w:r>
         <w:rPr>
-          <w:lang w:val="en_US" w:bidi="en_US"/>
+          <w:lang w:val="el_GR" w:bidi="el_GR"/>
         </w:rPr>
       </w:r>
       <w:r>
         <w:rPr>
           <w:vertAlign w:val="superscript"/>
-          <w:lang w:val="en_US" w:bidi="en_US"/>
+          <w:lang w:val="el_GR" w:bidi="el_GR"/>
         </w:rPr>
         <w:t>11</w:t>
       </w:r>
       <w:r>
         <w:rPr>
-          <w:lang w:val="en_US" w:bidi="en_US"/>
+          <w:lang w:val="el_GR" w:bidi="el_GR"/>
         </w:rPr>
         <w:t xml:space="preserve"> οὓς δεῖ ἐπιστομίζειν, οἵτινες ὅλους οἴκους ἀνατρέπουσιν διδάσκοντες ἃ μὴ δεῖ αἰσχροῦ κέρδους χάριν.</w:t>
       </w:r>
@@ -431,19 +431,19 @@
       <w:pPr/>
       <w:r>
         <w:rPr>
-          <w:lang w:val="en_US" w:bidi="en_US"/>
+          <w:lang w:val="el_GR" w:bidi="el_GR"/>
         </w:rPr>
       </w:r>
       <w:r>
         <w:rPr>
           <w:vertAlign w:val="superscript"/>
-          <w:lang w:val="en_US" w:bidi="en_US"/>
+          <w:lang w:val="el_GR" w:bidi="el_GR"/>
         </w:rPr>
         <w:t>12</w:t>
       </w:r>
       <w:r>
         <w:rPr>
-          <w:lang w:val="en_US" w:bidi="en_US"/>
+          <w:lang w:val="el_GR" w:bidi="el_GR"/>
         </w:rPr>
         <w:t xml:space="preserve"> εἶπέν τις ἐξ αὐτῶν, ἴδιος αὐτῶν προφήτης, Κρῆτες ἀεὶ ψεῦσται, κακὰ θηρία, γαστέρες ἀργαί·</w:t>
       </w:r>
@@ -452,19 +452,19 @@
       <w:pPr/>
       <w:r>
         <w:rPr>
-          <w:lang w:val="en_US" w:bidi="en_US"/>
+          <w:lang w:val="el_GR" w:bidi="el_GR"/>
         </w:rPr>
       </w:r>
       <w:r>
         <w:rPr>
           <w:vertAlign w:val="superscript"/>
-          <w:lang w:val="en_US" w:bidi="en_US"/>
+          <w:lang w:val="el_GR" w:bidi="el_GR"/>
         </w:rPr>
         <w:t>13</w:t>
       </w:r>
       <w:r>
         <w:rPr>
-          <w:lang w:val="en_US" w:bidi="en_US"/>
+          <w:lang w:val="el_GR" w:bidi="el_GR"/>
         </w:rPr>
         <w:t xml:space="preserve"> ἡ μαρτυρία αὕτη ἐστὶν ἀληθής. διʼ ἣν αἰτίαν ἔλεγχε αὐτοὺς ἀποτόμως, ἵνα ὑγιαίνωσιν ἐν τῇ πίστει,</w:t>
       </w:r>
@@ -473,19 +473,19 @@
       <w:pPr/>
       <w:r>
         <w:rPr>
-          <w:lang w:val="en_US" w:bidi="en_US"/>
+          <w:lang w:val="el_GR" w:bidi="el_GR"/>
         </w:rPr>
       </w:r>
       <w:r>
         <w:rPr>
           <w:vertAlign w:val="superscript"/>
-          <w:lang w:val="en_US" w:bidi="en_US"/>
+          <w:lang w:val="el_GR" w:bidi="el_GR"/>
         </w:rPr>
         <w:t>14</w:t>
       </w:r>
       <w:r>
         <w:rPr>
-          <w:lang w:val="en_US" w:bidi="en_US"/>
+          <w:lang w:val="el_GR" w:bidi="el_GR"/>
         </w:rPr>
         <w:t xml:space="preserve"> μὴ προσέχοντες Ἰουδαϊκοῖς μύθοις καὶ ἐντολαῖς ἀνθρώπων ἀποστρεφομένων τὴν ἀλήθειαν.</w:t>
       </w:r>
@@ -494,19 +494,19 @@
       <w:pPr/>
       <w:r>
         <w:rPr>
-          <w:lang w:val="en_US" w:bidi="en_US"/>
+          <w:lang w:val="el_GR" w:bidi="el_GR"/>
         </w:rPr>
       </w:r>
       <w:r>
         <w:rPr>
           <w:vertAlign w:val="superscript"/>
-          <w:lang w:val="en_US" w:bidi="en_US"/>
+          <w:lang w:val="el_GR" w:bidi="el_GR"/>
         </w:rPr>
         <w:t>15</w:t>
       </w:r>
       <w:r>
         <w:rPr>
-          <w:lang w:val="en_US" w:bidi="en_US"/>
+          <w:lang w:val="el_GR" w:bidi="el_GR"/>
         </w:rPr>
         <w:t xml:space="preserve"> πάντα καθαρὰ τοῖς καθαροῖς· τοῖς δὲ μεμιαμμένοις καὶ ἀπίστοις οὐδὲν καθαρόν, ἀλλὰ μεμίανται αὐτῶν καὶ ὁ νοῦς καὶ ἡ συνείδησις.</w:t>
       </w:r>
@@ -515,19 +515,19 @@
       <w:pPr/>
       <w:r>
         <w:rPr>
-          <w:lang w:val="en_US" w:bidi="en_US"/>
+          <w:lang w:val="el_GR" w:bidi="el_GR"/>
         </w:rPr>
       </w:r>
       <w:r>
         <w:rPr>
           <w:vertAlign w:val="superscript"/>
-          <w:lang w:val="en_US" w:bidi="en_US"/>
+          <w:lang w:val="el_GR" w:bidi="el_GR"/>
         </w:rPr>
         <w:t>16</w:t>
       </w:r>
       <w:r>
         <w:rPr>
-          <w:lang w:val="en_US" w:bidi="en_US"/>
+          <w:lang w:val="el_GR" w:bidi="el_GR"/>
         </w:rPr>
         <w:t xml:space="preserve"> θεὸν ὁμολογοῦσιν εἰδέναι, τοῖς δὲ ἔργοις ἀρνοῦνται, βδελυκτοὶ ὄντες καὶ ἀπειθεῖς καὶ πρὸς πᾶν ἔργον ἀγαθὸν ἀδόκιμοι.</w:t>
       </w:r>
@@ -538,13 +538,13 @@
       </w:pPr>
       <w:r>
         <w:rPr>
-          <w:lang w:val="en_US" w:bidi="en_US"/>
+          <w:lang w:val="el_GR" w:bidi="el_GR"/>
         </w:rPr>
         <w:t>Titus 2:1</w:t>
       </w:r>
       <w:r>
         <w:rPr>
-          <w:lang w:val="en_US" w:bidi="en_US"/>
+          <w:lang w:val="el_GR" w:bidi="el_GR"/>
         </w:rPr>
       </w:r>
     </w:p>
@@ -552,19 +552,19 @@
       <w:pPr/>
       <w:r>
         <w:rPr>
-          <w:lang w:val="en_US" w:bidi="en_US"/>
+          <w:lang w:val="el_GR" w:bidi="el_GR"/>
         </w:rPr>
       </w:r>
       <w:r>
         <w:rPr>
           <w:vertAlign w:val="superscript"/>
-          <w:lang w:val="en_US" w:bidi="en_US"/>
+          <w:lang w:val="el_GR" w:bidi="el_GR"/>
         </w:rPr>
         <w:t>1</w:t>
       </w:r>
       <w:r>
         <w:rPr>
-          <w:lang w:val="en_US" w:bidi="en_US"/>
+          <w:lang w:val="el_GR" w:bidi="el_GR"/>
         </w:rPr>
         <w:t xml:space="preserve"> Σὺ δὲ λάλει ἃ πρέπει τῇ ὑγιαινούσῃ διδασκαλίᾳ.</w:t>
       </w:r>
@@ -573,19 +573,19 @@
       <w:pPr/>
       <w:r>
         <w:rPr>
-          <w:lang w:val="en_US" w:bidi="en_US"/>
+          <w:lang w:val="el_GR" w:bidi="el_GR"/>
         </w:rPr>
       </w:r>
       <w:r>
         <w:rPr>
           <w:vertAlign w:val="superscript"/>
-          <w:lang w:val="en_US" w:bidi="en_US"/>
+          <w:lang w:val="el_GR" w:bidi="el_GR"/>
         </w:rPr>
         <w:t>2</w:t>
       </w:r>
       <w:r>
         <w:rPr>
-          <w:lang w:val="en_US" w:bidi="en_US"/>
+          <w:lang w:val="el_GR" w:bidi="el_GR"/>
         </w:rPr>
         <w:t xml:space="preserve"> πρεσβύτας νηφαλίους εἶναι, σεμνούς, σώφρονας, ὑγιαίνοντας τῇ πίστει, τῇ ἀγάπῃ, τῇ ὑπομονῇ.</w:t>
       </w:r>
@@ -594,19 +594,19 @@
       <w:pPr/>
       <w:r>
         <w:rPr>
-          <w:lang w:val="en_US" w:bidi="en_US"/>
+          <w:lang w:val="el_GR" w:bidi="el_GR"/>
         </w:rPr>
       </w:r>
       <w:r>
         <w:rPr>
           <w:vertAlign w:val="superscript"/>
-          <w:lang w:val="en_US" w:bidi="en_US"/>
+          <w:lang w:val="el_GR" w:bidi="el_GR"/>
         </w:rPr>
         <w:t>3</w:t>
       </w:r>
       <w:r>
         <w:rPr>
-          <w:lang w:val="en_US" w:bidi="en_US"/>
+          <w:lang w:val="el_GR" w:bidi="el_GR"/>
         </w:rPr>
         <w:t xml:space="preserve"> Πρεσβύτιδας ὡσαύτως ἐν καταστήματι ἱεροπρεπεῖς, μὴ διαβόλους μηδὲ οἴνῳ πολλῷ δεδουλωμένας, καλοδιδασκάλους,</w:t>
       </w:r>
@@ -615,19 +615,19 @@
       <w:pPr/>
       <w:r>
         <w:rPr>
-          <w:lang w:val="en_US" w:bidi="en_US"/>
+          <w:lang w:val="el_GR" w:bidi="el_GR"/>
         </w:rPr>
       </w:r>
       <w:r>
         <w:rPr>
           <w:vertAlign w:val="superscript"/>
-          <w:lang w:val="en_US" w:bidi="en_US"/>
+          <w:lang w:val="el_GR" w:bidi="el_GR"/>
         </w:rPr>
         <w:t>4</w:t>
       </w:r>
       <w:r>
         <w:rPr>
-          <w:lang w:val="en_US" w:bidi="en_US"/>
+          <w:lang w:val="el_GR" w:bidi="el_GR"/>
         </w:rPr>
         <w:t xml:space="preserve"> ἵνα σωφρονίζωσι τὰς νέας φιλάνδρους εἶναι, φιλοτέκνους,</w:t>
       </w:r>
@@ -636,19 +636,19 @@
       <w:pPr/>
       <w:r>
         <w:rPr>
-          <w:lang w:val="en_US" w:bidi="en_US"/>
+          <w:lang w:val="el_GR" w:bidi="el_GR"/>
         </w:rPr>
       </w:r>
       <w:r>
         <w:rPr>
           <w:vertAlign w:val="superscript"/>
-          <w:lang w:val="en_US" w:bidi="en_US"/>
+          <w:lang w:val="el_GR" w:bidi="el_GR"/>
         </w:rPr>
         <w:t>5</w:t>
       </w:r>
       <w:r>
         <w:rPr>
-          <w:lang w:val="en_US" w:bidi="en_US"/>
+          <w:lang w:val="el_GR" w:bidi="el_GR"/>
         </w:rPr>
         <w:t xml:space="preserve"> σώφρονας, ἁγνάς, οἰκουργούς, ἀγαθάς, ὑποτασσομένας τοῖς ἰδίοις ἀνδράσιν, ἵνα μὴ ὁ λόγος τοῦ θεοῦ βλασφημῆται.</w:t>
       </w:r>
@@ -657,19 +657,19 @@
       <w:pPr/>
       <w:r>
         <w:rPr>
-          <w:lang w:val="en_US" w:bidi="en_US"/>
+          <w:lang w:val="el_GR" w:bidi="el_GR"/>
         </w:rPr>
       </w:r>
       <w:r>
         <w:rPr>
           <w:vertAlign w:val="superscript"/>
-          <w:lang w:val="en_US" w:bidi="en_US"/>
+          <w:lang w:val="el_GR" w:bidi="el_GR"/>
         </w:rPr>
         <w:t>6</w:t>
       </w:r>
       <w:r>
         <w:rPr>
-          <w:lang w:val="en_US" w:bidi="en_US"/>
+          <w:lang w:val="el_GR" w:bidi="el_GR"/>
         </w:rPr>
         <w:t xml:space="preserve"> Τοὺς νεωτέρους ὡσαύτως παρακάλει σωφρονεῖν·</w:t>
       </w:r>
@@ -678,19 +678,19 @@
       <w:pPr/>
       <w:r>
         <w:rPr>
-          <w:lang w:val="en_US" w:bidi="en_US"/>
+          <w:lang w:val="el_GR" w:bidi="el_GR"/>
         </w:rPr>
       </w:r>
       <w:r>
         <w:rPr>
           <w:vertAlign w:val="superscript"/>
-          <w:lang w:val="en_US" w:bidi="en_US"/>
+          <w:lang w:val="el_GR" w:bidi="el_GR"/>
         </w:rPr>
         <w:t>7</w:t>
       </w:r>
       <w:r>
         <w:rPr>
-          <w:lang w:val="en_US" w:bidi="en_US"/>
+          <w:lang w:val="el_GR" w:bidi="el_GR"/>
         </w:rPr>
         <w:t xml:space="preserve"> περὶ πάντα σεαυτὸν παρεχόμενος τύπον καλῶν ἔργων, ἐν τῇ διδασκαλίᾳ ἀφθορίαν, σεμνότητα,</w:t>
       </w:r>
@@ -699,19 +699,19 @@
       <w:pPr/>
       <w:r>
         <w:rPr>
-          <w:lang w:val="en_US" w:bidi="en_US"/>
+          <w:lang w:val="el_GR" w:bidi="el_GR"/>
         </w:rPr>
       </w:r>
       <w:r>
         <w:rPr>
           <w:vertAlign w:val="superscript"/>
-          <w:lang w:val="en_US" w:bidi="en_US"/>
+          <w:lang w:val="el_GR" w:bidi="el_GR"/>
         </w:rPr>
         <w:t>8</w:t>
       </w:r>
       <w:r>
         <w:rPr>
-          <w:lang w:val="en_US" w:bidi="en_US"/>
+          <w:lang w:val="el_GR" w:bidi="el_GR"/>
         </w:rPr>
         <w:t xml:space="preserve"> λόγον ὑγιῆ ἀκατάγνωστον, ἵνα ὁ ἐξ ἐναντίας ἐντραπῇ μηδὲν ἔχων λέγειν περὶ ἡμῶν φαῦλον.</w:t>
       </w:r>
@@ -720,19 +720,19 @@
       <w:pPr/>
       <w:r>
         <w:rPr>
-          <w:lang w:val="en_US" w:bidi="en_US"/>
+          <w:lang w:val="el_GR" w:bidi="el_GR"/>
         </w:rPr>
       </w:r>
       <w:r>
         <w:rPr>
           <w:vertAlign w:val="superscript"/>
-          <w:lang w:val="en_US" w:bidi="en_US"/>
+          <w:lang w:val="el_GR" w:bidi="el_GR"/>
         </w:rPr>
         <w:t>9</w:t>
       </w:r>
       <w:r>
         <w:rPr>
-          <w:lang w:val="en_US" w:bidi="en_US"/>
+          <w:lang w:val="el_GR" w:bidi="el_GR"/>
         </w:rPr>
         <w:t xml:space="preserve"> Δούλους ἰδίοις δεσπόταις ὑποτάσσεσθαι ἐν πᾶσιν, εὐαρέστους εἶναι, μὴ ἀντιλέγοντας,</w:t>
       </w:r>
@@ -741,19 +741,19 @@
       <w:pPr/>
       <w:r>
         <w:rPr>
-          <w:lang w:val="en_US" w:bidi="en_US"/>
+          <w:lang w:val="el_GR" w:bidi="el_GR"/>
         </w:rPr>
       </w:r>
       <w:r>
         <w:rPr>
           <w:vertAlign w:val="superscript"/>
-          <w:lang w:val="en_US" w:bidi="en_US"/>
+          <w:lang w:val="el_GR" w:bidi="el_GR"/>
         </w:rPr>
         <w:t>10</w:t>
       </w:r>
       <w:r>
         <w:rPr>
-          <w:lang w:val="en_US" w:bidi="en_US"/>
+          <w:lang w:val="el_GR" w:bidi="el_GR"/>
         </w:rPr>
         <w:t xml:space="preserve"> μὴ νοσφιζομένους, ἀλλὰ πᾶσαν πίστιν ἐνδεικνυμένους ἀγαθήν, ἵνα τὴν διδασκαλίαν τὴν τοῦ σωτῆρος ἡμῶν θεοῦ κοσμῶσιν ἐν πᾶσιν.</w:t>
       </w:r>
@@ -762,19 +762,19 @@
       <w:pPr/>
       <w:r>
         <w:rPr>
-          <w:lang w:val="en_US" w:bidi="en_US"/>
+          <w:lang w:val="el_GR" w:bidi="el_GR"/>
         </w:rPr>
       </w:r>
       <w:r>
         <w:rPr>
           <w:vertAlign w:val="superscript"/>
-          <w:lang w:val="en_US" w:bidi="en_US"/>
+          <w:lang w:val="el_GR" w:bidi="el_GR"/>
         </w:rPr>
         <w:t>11</w:t>
       </w:r>
       <w:r>
         <w:rPr>
-          <w:lang w:val="en_US" w:bidi="en_US"/>
+          <w:lang w:val="el_GR" w:bidi="el_GR"/>
         </w:rPr>
         <w:t xml:space="preserve"> Ἐπεφάνη γὰρ ἡ χάρις τοῦ θεοῦ σωτήριος πᾶσιν ἀνθρώποις</w:t>
       </w:r>
@@ -783,19 +783,19 @@
       <w:pPr/>
       <w:r>
         <w:rPr>
-          <w:lang w:val="en_US" w:bidi="en_US"/>
+          <w:lang w:val="el_GR" w:bidi="el_GR"/>
         </w:rPr>
       </w:r>
       <w:r>
         <w:rPr>
           <w:vertAlign w:val="superscript"/>
-          <w:lang w:val="en_US" w:bidi="en_US"/>
+          <w:lang w:val="el_GR" w:bidi="el_GR"/>
         </w:rPr>
         <w:t>12</w:t>
       </w:r>
       <w:r>
         <w:rPr>
-          <w:lang w:val="en_US" w:bidi="en_US"/>
+          <w:lang w:val="el_GR" w:bidi="el_GR"/>
         </w:rPr>
         <w:t xml:space="preserve"> παιδεύουσα ἡμᾶς, ἵνα ἀρνησάμενοι τὴν ἀσέβειαν καὶ τὰς κοσμικὰς ἐπιθυμίας σωφρόνως καὶ δικαίως καὶ εὐσεβῶς ζήσωμεν ἐν τῷ νῦν αἰῶνι,</w:t>
       </w:r>
@@ -804,19 +804,19 @@
       <w:pPr/>
       <w:r>
         <w:rPr>
-          <w:lang w:val="en_US" w:bidi="en_US"/>
+          <w:lang w:val="el_GR" w:bidi="el_GR"/>
         </w:rPr>
       </w:r>
       <w:r>
         <w:rPr>
           <w:vertAlign w:val="superscript"/>
-          <w:lang w:val="en_US" w:bidi="en_US"/>
+          <w:lang w:val="el_GR" w:bidi="el_GR"/>
         </w:rPr>
         <w:t>13</w:t>
       </w:r>
       <w:r>
         <w:rPr>
-          <w:lang w:val="en_US" w:bidi="en_US"/>
+          <w:lang w:val="el_GR" w:bidi="el_GR"/>
         </w:rPr>
         <w:t xml:space="preserve"> προσδεχόμενοι τὴν μακαρίαν ἐλπίδα καὶ ἐπιφάνειαν τῆς δόξης τοῦ μεγάλου θεοῦ καὶ σωτῆρος ἡμῶν Ἰησοῦ Χριστοῦ,</w:t>
       </w:r>
@@ -825,19 +825,19 @@
       <w:pPr/>
       <w:r>
         <w:rPr>
-          <w:lang w:val="en_US" w:bidi="en_US"/>
+          <w:lang w:val="el_GR" w:bidi="el_GR"/>
         </w:rPr>
       </w:r>
       <w:r>
         <w:rPr>
           <w:vertAlign w:val="superscript"/>
-          <w:lang w:val="en_US" w:bidi="en_US"/>
+          <w:lang w:val="el_GR" w:bidi="el_GR"/>
         </w:rPr>
         <w:t>14</w:t>
       </w:r>
       <w:r>
         <w:rPr>
-          <w:lang w:val="en_US" w:bidi="en_US"/>
+          <w:lang w:val="el_GR" w:bidi="el_GR"/>
         </w:rPr>
         <w:t xml:space="preserve"> ὃς ἔδωκεν ἑαυτὸν ὑπὲρ ἡμῶν ἵνα λυτρώσηται ἡμᾶς ἀπὸ πάσης ἀνομίας καὶ καθαρίσῃ ἑαυτῷ λαὸν περιούσιον, ζηλωτὴν καλῶν ἔργων.</w:t>
       </w:r>
@@ -846,19 +846,19 @@
       <w:pPr/>
       <w:r>
         <w:rPr>
-          <w:lang w:val="en_US" w:bidi="en_US"/>
+          <w:lang w:val="el_GR" w:bidi="el_GR"/>
         </w:rPr>
       </w:r>
       <w:r>
         <w:rPr>
           <w:vertAlign w:val="superscript"/>
-          <w:lang w:val="en_US" w:bidi="en_US"/>
+          <w:lang w:val="el_GR" w:bidi="el_GR"/>
         </w:rPr>
         <w:t>15</w:t>
       </w:r>
       <w:r>
         <w:rPr>
-          <w:lang w:val="en_US" w:bidi="en_US"/>
+          <w:lang w:val="el_GR" w:bidi="el_GR"/>
         </w:rPr>
         <w:t xml:space="preserve"> Ταῦτα λάλει καὶ παρακάλει καὶ ἔλεγχε μετὰ πάσης ἐπιταγῆς· μηδείς σου περιφρονείτω.</w:t>
       </w:r>
@@ -869,13 +869,13 @@
       </w:pPr>
       <w:r>
         <w:rPr>
-          <w:lang w:val="en_US" w:bidi="en_US"/>
+          <w:lang w:val="el_GR" w:bidi="el_GR"/>
         </w:rPr>
         <w:t>Titus 3:1</w:t>
       </w:r>
       <w:r>
         <w:rPr>
-          <w:lang w:val="en_US" w:bidi="en_US"/>
+          <w:lang w:val="el_GR" w:bidi="el_GR"/>
         </w:rPr>
       </w:r>
     </w:p>
@@ -883,19 +883,19 @@
       <w:pPr/>
       <w:r>
         <w:rPr>
-          <w:lang w:val="en_US" w:bidi="en_US"/>
+          <w:lang w:val="el_GR" w:bidi="el_GR"/>
         </w:rPr>
       </w:r>
       <w:r>
         <w:rPr>
           <w:vertAlign w:val="superscript"/>
-          <w:lang w:val="en_US" w:bidi="en_US"/>
+          <w:lang w:val="el_GR" w:bidi="el_GR"/>
         </w:rPr>
         <w:t>1</w:t>
       </w:r>
       <w:r>
         <w:rPr>
-          <w:lang w:val="en_US" w:bidi="en_US"/>
+          <w:lang w:val="el_GR" w:bidi="el_GR"/>
         </w:rPr>
         <w:t xml:space="preserve"> Ὑπομίμνῃσκε αὐτοὺς ἀρχαῖς ἐξουσίαις ὑποτάσσεσθαι πειθαρχεῖν, πρὸς πᾶν ἔργον ἀγαθὸν ἑτοίμους εἶναι,</w:t>
       </w:r>
@@ -904,19 +904,19 @@
       <w:pPr/>
       <w:r>
         <w:rPr>
-          <w:lang w:val="en_US" w:bidi="en_US"/>
+          <w:lang w:val="el_GR" w:bidi="el_GR"/>
         </w:rPr>
       </w:r>
       <w:r>
         <w:rPr>
           <w:vertAlign w:val="superscript"/>
-          <w:lang w:val="en_US" w:bidi="en_US"/>
+          <w:lang w:val="el_GR" w:bidi="el_GR"/>
         </w:rPr>
         <w:t>2</w:t>
       </w:r>
       <w:r>
         <w:rPr>
-          <w:lang w:val="en_US" w:bidi="en_US"/>
+          <w:lang w:val="el_GR" w:bidi="el_GR"/>
         </w:rPr>
         <w:t xml:space="preserve"> μηδένα βλασφημεῖν, ἀμάχους εἶναι, ἐπιεικεῖς, πᾶσαν ἐνδεικνυμένους πραΰτητα πρὸς πάντας ἀνθρώπους.</w:t>
       </w:r>
@@ -925,19 +925,19 @@
       <w:pPr/>
       <w:r>
         <w:rPr>
-          <w:lang w:val="en_US" w:bidi="en_US"/>
+          <w:lang w:val="el_GR" w:bidi="el_GR"/>
         </w:rPr>
       </w:r>
       <w:r>
         <w:rPr>
           <w:vertAlign w:val="superscript"/>
-          <w:lang w:val="en_US" w:bidi="en_US"/>
+          <w:lang w:val="el_GR" w:bidi="el_GR"/>
         </w:rPr>
         <w:t>3</w:t>
       </w:r>
       <w:r>
         <w:rPr>
-          <w:lang w:val="en_US" w:bidi="en_US"/>
+          <w:lang w:val="el_GR" w:bidi="el_GR"/>
         </w:rPr>
         <w:t xml:space="preserve"> ἦμεν γάρ ποτε καὶ ἡμεῖς ἀνόητοι, ἀπειθεῖς, πλανώμενοι, δουλεύοντες ἐπιθυμίαις καὶ ἡδοναῖς ποικίλαις, ἐν κακίᾳ καὶ φθόνῳ διάγοντες, στυγητοί, μισοῦντες ἀλλήλους.</w:t>
       </w:r>
@@ -946,19 +946,19 @@
       <w:pPr/>
       <w:r>
         <w:rPr>
-          <w:lang w:val="en_US" w:bidi="en_US"/>
+          <w:lang w:val="el_GR" w:bidi="el_GR"/>
         </w:rPr>
       </w:r>
       <w:r>
         <w:rPr>
           <w:vertAlign w:val="superscript"/>
-          <w:lang w:val="en_US" w:bidi="en_US"/>
+          <w:lang w:val="el_GR" w:bidi="el_GR"/>
         </w:rPr>
         <w:t>4</w:t>
       </w:r>
       <w:r>
         <w:rPr>
-          <w:lang w:val="en_US" w:bidi="en_US"/>
+          <w:lang w:val="el_GR" w:bidi="el_GR"/>
         </w:rPr>
         <w:t xml:space="preserve"> ὅτε δὲ ἡ χρηστότης καὶ ἡ φιλανθρωπία ἐπεφάνη τοῦ σωτῆρος ἡμῶν θεοῦ,</w:t>
       </w:r>
@@ -967,19 +967,19 @@
       <w:pPr/>
       <w:r>
         <w:rPr>
-          <w:lang w:val="en_US" w:bidi="en_US"/>
+          <w:lang w:val="el_GR" w:bidi="el_GR"/>
         </w:rPr>
       </w:r>
       <w:r>
         <w:rPr>
           <w:vertAlign w:val="superscript"/>
-          <w:lang w:val="en_US" w:bidi="en_US"/>
+          <w:lang w:val="el_GR" w:bidi="el_GR"/>
         </w:rPr>
         <w:t>5</w:t>
       </w:r>
       <w:r>
         <w:rPr>
-          <w:lang w:val="en_US" w:bidi="en_US"/>
+          <w:lang w:val="el_GR" w:bidi="el_GR"/>
         </w:rPr>
         <w:t xml:space="preserve"> οὐκ ἐξ ἔργων τῶν ἐν δικαιοσύνῃ ἃ ἐποιήσαμεν ἡμεῖς ἀλλὰ κατὰ τὸ αὐτοῦ ἔλεος ἔσωσεν ἡμᾶς διὰ λουτροῦ παλιγγενεσίας καὶ ἀνακαινώσεως πνεύματος ἁγίου,</w:t>
       </w:r>
@@ -988,19 +988,19 @@
       <w:pPr/>
       <w:r>
         <w:rPr>
-          <w:lang w:val="en_US" w:bidi="en_US"/>
+          <w:lang w:val="el_GR" w:bidi="el_GR"/>
         </w:rPr>
       </w:r>
       <w:r>
         <w:rPr>
           <w:vertAlign w:val="superscript"/>
-          <w:lang w:val="en_US" w:bidi="en_US"/>
+          <w:lang w:val="el_GR" w:bidi="el_GR"/>
         </w:rPr>
         <w:t>6</w:t>
       </w:r>
       <w:r>
         <w:rPr>
-          <w:lang w:val="en_US" w:bidi="en_US"/>
+          <w:lang w:val="el_GR" w:bidi="el_GR"/>
         </w:rPr>
         <w:t xml:space="preserve"> οὗ ἐξέχεεν ἐφʼ ἡμᾶς πλουσίως διὰ Ἰησοῦ Χριστοῦ τοῦ σωτῆρος ἡμῶν,</w:t>
       </w:r>
@@ -1009,19 +1009,19 @@
       <w:pPr/>
       <w:r>
         <w:rPr>
-          <w:lang w:val="en_US" w:bidi="en_US"/>
+          <w:lang w:val="el_GR" w:bidi="el_GR"/>
         </w:rPr>
       </w:r>
       <w:r>
         <w:rPr>
           <w:vertAlign w:val="superscript"/>
-          <w:lang w:val="en_US" w:bidi="en_US"/>
+          <w:lang w:val="el_GR" w:bidi="el_GR"/>
         </w:rPr>
         <w:t>7</w:t>
       </w:r>
       <w:r>
         <w:rPr>
-          <w:lang w:val="en_US" w:bidi="en_US"/>
+          <w:lang w:val="el_GR" w:bidi="el_GR"/>
         </w:rPr>
         <w:t xml:space="preserve"> ἵνα δικαιωθέντες τῇ ἐκείνου χάριτι κληρονόμοι γενηθῶμεν κατʼ ἐλπίδα ζωῆς αἰωνίου.</w:t>
       </w:r>
@@ -1030,19 +1030,19 @@
       <w:pPr/>
       <w:r>
         <w:rPr>
-          <w:lang w:val="en_US" w:bidi="en_US"/>
+          <w:lang w:val="el_GR" w:bidi="el_GR"/>
         </w:rPr>
       </w:r>
       <w:r>
         <w:rPr>
           <w:vertAlign w:val="superscript"/>
-          <w:lang w:val="en_US" w:bidi="en_US"/>
+          <w:lang w:val="el_GR" w:bidi="el_GR"/>
         </w:rPr>
         <w:t>8</w:t>
       </w:r>
       <w:r>
         <w:rPr>
-          <w:lang w:val="en_US" w:bidi="en_US"/>
+          <w:lang w:val="el_GR" w:bidi="el_GR"/>
         </w:rPr>
         <w:t xml:space="preserve"> Πιστὸς ὁ λόγος, καὶ περὶ τούτων βούλομαί σε διαβεβαιοῦσθαι, ἵνα φροντίζωσιν καλῶν ἔργων προΐστασθαι οἱ πεπιστευκότες θεῷ. ταῦτά ἐστιν καλὰ καὶ ὠφέλιμα τοῖς ἀνθρώποις·</w:t>
       </w:r>
@@ -1051,19 +1051,19 @@
       <w:pPr/>
       <w:r>
         <w:rPr>
-          <w:lang w:val="en_US" w:bidi="en_US"/>
+          <w:lang w:val="el_GR" w:bidi="el_GR"/>
         </w:rPr>
       </w:r>
       <w:r>
         <w:rPr>
           <w:vertAlign w:val="superscript"/>
-          <w:lang w:val="en_US" w:bidi="en_US"/>
+          <w:lang w:val="el_GR" w:bidi="el_GR"/>
         </w:rPr>
         <w:t>9</w:t>
       </w:r>
       <w:r>
         <w:rPr>
-          <w:lang w:val="en_US" w:bidi="en_US"/>
+          <w:lang w:val="el_GR" w:bidi="el_GR"/>
         </w:rPr>
         <w:t xml:space="preserve"> μωρὰς δὲ ζητήσεις καὶ γενεαλογίας καὶ ἔρεις καὶ μάχας νομικὰς περιΐστασο, εἰσὶν γὰρ ἀνωφελεῖς καὶ μάταιοι.</w:t>
       </w:r>
@@ -1072,19 +1072,19 @@
       <w:pPr/>
       <w:r>
         <w:rPr>
-          <w:lang w:val="en_US" w:bidi="en_US"/>
+          <w:lang w:val="el_GR" w:bidi="el_GR"/>
         </w:rPr>
       </w:r>
       <w:r>
         <w:rPr>
           <w:vertAlign w:val="superscript"/>
-          <w:lang w:val="en_US" w:bidi="en_US"/>
+          <w:lang w:val="el_GR" w:bidi="el_GR"/>
         </w:rPr>
         <w:t>10</w:t>
       </w:r>
       <w:r>
         <w:rPr>
-          <w:lang w:val="en_US" w:bidi="en_US"/>
+          <w:lang w:val="el_GR" w:bidi="el_GR"/>
         </w:rPr>
         <w:t xml:space="preserve"> αἱρετικὸν ἄνθρωπον μετὰ μίαν καὶ δευτέραν νουθεσίαν παραιτοῦ,</w:t>
       </w:r>
@@ -1093,19 +1093,19 @@
       <w:pPr/>
       <w:r>
         <w:rPr>
-          <w:lang w:val="en_US" w:bidi="en_US"/>
+          <w:lang w:val="el_GR" w:bidi="el_GR"/>
         </w:rPr>
       </w:r>
       <w:r>
         <w:rPr>
           <w:vertAlign w:val="superscript"/>
-          <w:lang w:val="en_US" w:bidi="en_US"/>
+          <w:lang w:val="el_GR" w:bidi="el_GR"/>
         </w:rPr>
         <w:t>11</w:t>
       </w:r>
       <w:r>
         <w:rPr>
-          <w:lang w:val="en_US" w:bidi="en_US"/>
+          <w:lang w:val="el_GR" w:bidi="el_GR"/>
         </w:rPr>
         <w:t xml:space="preserve"> εἰδὼς ὅτι ἐξέστραπται ὁ τοιοῦτος καὶ ἁμαρτάνει, ὢν αὐτοκατάκριτος.</w:t>
       </w:r>
@@ -1114,19 +1114,19 @@
       <w:pPr/>
       <w:r>
         <w:rPr>
-          <w:lang w:val="en_US" w:bidi="en_US"/>
+          <w:lang w:val="el_GR" w:bidi="el_GR"/>
         </w:rPr>
       </w:r>
       <w:r>
         <w:rPr>
           <w:vertAlign w:val="superscript"/>
-          <w:lang w:val="en_US" w:bidi="en_US"/>
+          <w:lang w:val="el_GR" w:bidi="el_GR"/>
         </w:rPr>
         <w:t>12</w:t>
       </w:r>
       <w:r>
         <w:rPr>
-          <w:lang w:val="en_US" w:bidi="en_US"/>
+          <w:lang w:val="el_GR" w:bidi="el_GR"/>
         </w:rPr>
         <w:t xml:space="preserve"> Ὅταν πέμψω Ἀρτεμᾶν πρὸς σὲ ἢ Τυχικόν, σπούδασον ἐλθεῖν πρός με εἰς Νικόπολιν, ἐκεῖ γὰρ κέκρικα παραχειμάσαι.</w:t>
       </w:r>
@@ -1135,19 +1135,19 @@
       <w:pPr/>
       <w:r>
         <w:rPr>
-          <w:lang w:val="en_US" w:bidi="en_US"/>
+          <w:lang w:val="el_GR" w:bidi="el_GR"/>
         </w:rPr>
       </w:r>
       <w:r>
         <w:rPr>
           <w:vertAlign w:val="superscript"/>
-          <w:lang w:val="en_US" w:bidi="en_US"/>
+          <w:lang w:val="el_GR" w:bidi="el_GR"/>
         </w:rPr>
         <w:t>13</w:t>
       </w:r>
       <w:r>
         <w:rPr>
-          <w:lang w:val="en_US" w:bidi="en_US"/>
+          <w:lang w:val="el_GR" w:bidi="el_GR"/>
         </w:rPr>
         <w:t xml:space="preserve"> Ζηνᾶν τὸν νομικὸν καὶ Ἀπολλῶν σπουδαίως πρόπεμψον, ἵνα μηδὲν αὐτοῖς λείπῃ.</w:t>
       </w:r>
@@ -1156,19 +1156,19 @@
       <w:pPr/>
       <w:r>
         <w:rPr>
-          <w:lang w:val="en_US" w:bidi="en_US"/>
+          <w:lang w:val="el_GR" w:bidi="el_GR"/>
         </w:rPr>
       </w:r>
       <w:r>
         <w:rPr>
           <w:vertAlign w:val="superscript"/>
-          <w:lang w:val="en_US" w:bidi="en_US"/>
+          <w:lang w:val="el_GR" w:bidi="el_GR"/>
         </w:rPr>
         <w:t>14</w:t>
       </w:r>
       <w:r>
         <w:rPr>
-          <w:lang w:val="en_US" w:bidi="en_US"/>
+          <w:lang w:val="el_GR" w:bidi="el_GR"/>
         </w:rPr>
         <w:t xml:space="preserve"> μανθανέτωσαν δὲ καὶ οἱ ἡμέτεροι καλῶν ἔργων προΐστασθαι εἰς τὰς ἀναγκαίας χρείας, ἵνα μὴ ὦσιν ἄκαρποι.</w:t>
       </w:r>
@@ -1177,19 +1177,19 @@
       <w:pPr/>
       <w:r>
         <w:rPr>
-          <w:lang w:val="en_US" w:bidi="en_US"/>
+          <w:lang w:val="el_GR" w:bidi="el_GR"/>
         </w:rPr>
       </w:r>
       <w:r>
         <w:rPr>
           <w:vertAlign w:val="superscript"/>
-          <w:lang w:val="en_US" w:bidi="en_US"/>
+          <w:lang w:val="el_GR" w:bidi="el_GR"/>
         </w:rPr>
         <w:t>15</w:t>
       </w:r>
       <w:r>
         <w:rPr>
-          <w:lang w:val="en_US" w:bidi="en_US"/>
+          <w:lang w:val="el_GR" w:bidi="el_GR"/>
         </w:rPr>
         <w:t xml:space="preserve"> Ἀσπάζονταί σε οἱ μετʼ ἐμοῦ πάντες. ἄσπασαι τοὺς φιλοῦντας ἡμᾶς ἐν πίστει. ἡ χάρις μετὰ πάντων ὑμῶν.</w:t>
       </w:r>
@@ -3094,7 +3094,7 @@
     <w:rPrDefault>
       <w:rPr>
         <w:rFonts w:ascii="Times New Roman" w:eastAsia="Times New Roman" w:hAnsi="Times New Roman" w:cs="Times New Roman"/>
-        <w:lang w:val="en_US" w:eastAsia="en-US" w:bidi="ar-SA"/>
+        <w:lang w:val="el_GR" w:eastAsia="en-US" w:bidi="ar-SA"/>
       </w:rPr>
     </w:rPrDefault>
     <w:pPrDefault/>
